--- a/outputs/14_交易复盘_2026-09-16.docx
+++ b/outputs/14_交易复盘_2026-09-16.docx
@@ -114,7 +114,7 @@
                 <w:rFonts w:ascii="Times New Roman" w:hAnsi="Times New Roman" w:eastAsia="宋体"/>
                 <w:sz w:val="20"/>
               </w:rPr>
-              <w:t>485.71万元</w:t>
+              <w:t>484.90万元</w:t>
             </w:r>
           </w:p>
         </w:tc>
@@ -152,7 +152,7 @@
                 <w:rFonts w:ascii="Times New Roman" w:hAnsi="Times New Roman" w:eastAsia="宋体"/>
                 <w:sz w:val="20"/>
               </w:rPr>
-              <w:t>-2.86%</w:t>
+              <w:t>-3.02%</w:t>
             </w:r>
           </w:p>
         </w:tc>
@@ -190,7 +190,7 @@
                 <w:rFonts w:ascii="Times New Roman" w:hAnsi="Times New Roman" w:eastAsia="宋体"/>
                 <w:sz w:val="20"/>
               </w:rPr>
-              <w:t>80.26万元（16.5%）</w:t>
+              <w:t>58.50万元（12.1%）</w:t>
             </w:r>
           </w:p>
         </w:tc>
@@ -228,7 +228,7 @@
                 <w:rFonts w:ascii="Times New Roman" w:hAnsi="Times New Roman" w:eastAsia="宋体"/>
                 <w:sz w:val="20"/>
               </w:rPr>
-              <w:t>26</w:t>
+              <w:t>28</w:t>
             </w:r>
           </w:p>
         </w:tc>
@@ -266,7 +266,7 @@
                 <w:rFonts w:ascii="Times New Roman" w:hAnsi="Times New Roman" w:eastAsia="宋体"/>
                 <w:sz w:val="20"/>
               </w:rPr>
-              <w:t>3184元</w:t>
+              <w:t>3456元</w:t>
             </w:r>
           </w:p>
         </w:tc>
@@ -726,7 +726,7 @@
                 <w:rFonts w:ascii="Times New Roman" w:hAnsi="Times New Roman" w:eastAsia="宋体"/>
                 <w:sz w:val="20"/>
               </w:rPr>
-              <w:t>-31358.0</w:t>
+              <w:t>-51704.0</w:t>
             </w:r>
           </w:p>
         </w:tc>
@@ -1148,7 +1148,7 @@
                 <w:rFonts w:ascii="Times New Roman" w:hAnsi="Times New Roman" w:eastAsia="宋体"/>
                 <w:sz w:val="18"/>
               </w:rPr>
-              <w:t>19300</w:t>
+              <w:t>12300</w:t>
             </w:r>
           </w:p>
         </w:tc>
@@ -1202,7 +1202,7 @@
                 <w:rFonts w:ascii="Times New Roman" w:hAnsi="Times New Roman" w:eastAsia="宋体"/>
                 <w:sz w:val="18"/>
               </w:rPr>
-              <w:t>-33901.0</w:t>
+              <w:t>-21605.0</w:t>
             </w:r>
           </w:p>
         </w:tc>
@@ -2215,6 +2215,226 @@
           </w:p>
         </w:tc>
       </w:tr>
+      <w:tr>
+        <w:tc>
+          <w:tcPr>
+            <w:tcW w:type="dxa" w:w="2268"/>
+          </w:tcPr>
+          <w:p>
+            <w:pPr>
+              <w:jc w:val="center"/>
+            </w:pPr>
+            <w:r/>
+            <w:r>
+              <w:rPr>
+                <w:rFonts w:ascii="Times New Roman" w:hAnsi="Times New Roman" w:eastAsia="宋体"/>
+                <w:sz w:val="18"/>
+              </w:rPr>
+              <w:t>康龙化成</w:t>
+            </w:r>
+          </w:p>
+        </w:tc>
+        <w:tc>
+          <w:tcPr>
+            <w:tcW w:type="dxa" w:w="1361"/>
+          </w:tcPr>
+          <w:p>
+            <w:pPr>
+              <w:jc w:val="center"/>
+            </w:pPr>
+            <w:r/>
+            <w:r>
+              <w:rPr>
+                <w:rFonts w:ascii="Times New Roman" w:hAnsi="Times New Roman" w:eastAsia="宋体"/>
+                <w:sz w:val="18"/>
+              </w:rPr>
+              <w:t>1000</w:t>
+            </w:r>
+          </w:p>
+        </w:tc>
+        <w:tc>
+          <w:tcPr>
+            <w:tcW w:type="dxa" w:w="1247"/>
+          </w:tcPr>
+          <w:p>
+            <w:pPr>
+              <w:jc w:val="center"/>
+            </w:pPr>
+            <w:r/>
+            <w:r>
+              <w:rPr>
+                <w:rFonts w:ascii="Times New Roman" w:hAnsi="Times New Roman" w:eastAsia="宋体"/>
+                <w:sz w:val="18"/>
+              </w:rPr>
+              <w:t>42.65</w:t>
+            </w:r>
+          </w:p>
+        </w:tc>
+        <w:tc>
+          <w:tcPr>
+            <w:tcW w:type="dxa" w:w="1134"/>
+          </w:tcPr>
+          <w:p>
+            <w:pPr>
+              <w:jc w:val="center"/>
+            </w:pPr>
+            <w:r/>
+            <w:r>
+              <w:rPr>
+                <w:rFonts w:ascii="Times New Roman" w:hAnsi="Times New Roman" w:eastAsia="宋体"/>
+                <w:sz w:val="18"/>
+              </w:rPr>
+              <w:t>42.65</w:t>
+            </w:r>
+          </w:p>
+        </w:tc>
+        <w:tc>
+          <w:tcPr>
+            <w:tcW w:type="dxa" w:w="1701"/>
+          </w:tcPr>
+          <w:p>
+            <w:pPr>
+              <w:jc w:val="center"/>
+            </w:pPr>
+            <w:r/>
+            <w:r>
+              <w:rPr>
+                <w:rFonts w:ascii="Times New Roman" w:hAnsi="Times New Roman" w:eastAsia="宋体"/>
+                <w:sz w:val="18"/>
+              </w:rPr>
+              <w:t>0.0</w:t>
+            </w:r>
+          </w:p>
+        </w:tc>
+        <w:tc>
+          <w:tcPr>
+            <w:tcW w:type="dxa" w:w="1134"/>
+          </w:tcPr>
+          <w:p>
+            <w:pPr>
+              <w:jc w:val="center"/>
+            </w:pPr>
+            <w:r/>
+            <w:r>
+              <w:rPr>
+                <w:rFonts w:ascii="Times New Roman" w:hAnsi="Times New Roman" w:eastAsia="宋体"/>
+                <w:sz w:val="18"/>
+              </w:rPr>
+              <w:t>+0.00%</w:t>
+            </w:r>
+          </w:p>
+        </w:tc>
+      </w:tr>
+      <w:tr>
+        <w:tc>
+          <w:tcPr>
+            <w:tcW w:type="dxa" w:w="2268"/>
+          </w:tcPr>
+          <w:p>
+            <w:pPr>
+              <w:jc w:val="center"/>
+            </w:pPr>
+            <w:r/>
+            <w:r>
+              <w:rPr>
+                <w:rFonts w:ascii="Times New Roman" w:hAnsi="Times New Roman" w:eastAsia="宋体"/>
+                <w:sz w:val="18"/>
+              </w:rPr>
+              <w:t>赤峰黄金</w:t>
+            </w:r>
+          </w:p>
+        </w:tc>
+        <w:tc>
+          <w:tcPr>
+            <w:tcW w:type="dxa" w:w="1361"/>
+          </w:tcPr>
+          <w:p>
+            <w:pPr>
+              <w:jc w:val="center"/>
+            </w:pPr>
+            <w:r/>
+            <w:r>
+              <w:rPr>
+                <w:rFonts w:ascii="Times New Roman" w:hAnsi="Times New Roman" w:eastAsia="宋体"/>
+                <w:sz w:val="18"/>
+              </w:rPr>
+              <w:t>9000</w:t>
+            </w:r>
+          </w:p>
+        </w:tc>
+        <w:tc>
+          <w:tcPr>
+            <w:tcW w:type="dxa" w:w="1247"/>
+          </w:tcPr>
+          <w:p>
+            <w:pPr>
+              <w:jc w:val="center"/>
+            </w:pPr>
+            <w:r/>
+            <w:r>
+              <w:rPr>
+                <w:rFonts w:ascii="Times New Roman" w:hAnsi="Times New Roman" w:eastAsia="宋体"/>
+                <w:sz w:val="18"/>
+              </w:rPr>
+              <w:t>43.56</w:t>
+            </w:r>
+          </w:p>
+        </w:tc>
+        <w:tc>
+          <w:tcPr>
+            <w:tcW w:type="dxa" w:w="1134"/>
+          </w:tcPr>
+          <w:p>
+            <w:pPr>
+              <w:jc w:val="center"/>
+            </w:pPr>
+            <w:r/>
+            <w:r>
+              <w:rPr>
+                <w:rFonts w:ascii="Times New Roman" w:hAnsi="Times New Roman" w:eastAsia="宋体"/>
+                <w:sz w:val="18"/>
+              </w:rPr>
+              <w:t>43.56</w:t>
+            </w:r>
+          </w:p>
+        </w:tc>
+        <w:tc>
+          <w:tcPr>
+            <w:tcW w:type="dxa" w:w="1701"/>
+          </w:tcPr>
+          <w:p>
+            <w:pPr>
+              <w:jc w:val="center"/>
+            </w:pPr>
+            <w:r/>
+            <w:r>
+              <w:rPr>
+                <w:rFonts w:ascii="Times New Roman" w:hAnsi="Times New Roman" w:eastAsia="宋体"/>
+                <w:sz w:val="18"/>
+              </w:rPr>
+              <w:t>0.0</w:t>
+            </w:r>
+          </w:p>
+        </w:tc>
+        <w:tc>
+          <w:tcPr>
+            <w:tcW w:type="dxa" w:w="1134"/>
+          </w:tcPr>
+          <w:p>
+            <w:pPr>
+              <w:jc w:val="center"/>
+            </w:pPr>
+            <w:r/>
+            <w:r>
+              <w:rPr>
+                <w:rFonts w:ascii="Times New Roman" w:hAnsi="Times New Roman" w:eastAsia="宋体"/>
+                <w:sz w:val="18"/>
+              </w:rPr>
+              <w:t>+0.00%</w:t>
+            </w:r>
+          </w:p>
+        </w:tc>
+      </w:tr>
     </w:tbl>
     <w:p>
       <w:pPr>
@@ -2255,7 +2475,7 @@
           <w:b w:val="0"/>
           <w:sz w:val="24"/>
         </w:rPr>
-        <w:t>· 最差交易为601899（-31358元），需在后续复盘中检视买入依据是否充分</w:t>
+        <w:t>· 最差交易为601899（-51704元），需在后续复盘中检视买入依据是否充分</w:t>
       </w:r>
     </w:p>
     <w:p>
